--- a/Electrotecnia/capítulo 2.docx
+++ b/Electrotecnia/capítulo 2.docx
@@ -257,21 +257,7 @@
         <w:rPr>
           <w:rFonts w:eastAsiaTheme="minorEastAsia"/>
         </w:rPr>
-        <w:t xml:space="preserve">Si bien la tensión se mide en </w:t>
-      </w:r>
-      <w:proofErr w:type="gramStart"/>
-      <w:r>
-        <w:rPr>
-          <w:rFonts w:eastAsiaTheme="minorEastAsia"/>
-        </w:rPr>
-        <w:t>V(</w:t>
-      </w:r>
-      <w:proofErr w:type="gramEnd"/>
-      <w:r>
-        <w:rPr>
-          <w:rFonts w:eastAsiaTheme="minorEastAsia"/>
-        </w:rPr>
-        <w:t>Volt) además de usar la letra “V”, suele representársela con la letra “U”.</w:t>
+        <w:t>Si bien la tensión se mide en V(Volt) además de usar la letra “V”, suele representársela con la letra “U”.</w:t>
       </w:r>
     </w:p>
     <w:p>
@@ -440,19 +426,11 @@
           <w:rFonts w:eastAsiaTheme="minorEastAsia"/>
         </w:rPr>
       </w:pPr>
-      <w:proofErr w:type="gramStart"/>
       <w:r>
         <w:rPr>
           <w:rFonts w:eastAsiaTheme="minorEastAsia"/>
         </w:rPr>
-        <w:t>s</w:t>
-      </w:r>
-      <w:proofErr w:type="gramEnd"/>
-      <w:r>
-        <w:rPr>
-          <w:rFonts w:eastAsiaTheme="minorEastAsia"/>
-        </w:rPr>
-        <w:t>: Segundo</w:t>
+        <w:t>s: Segundo</w:t>
       </w:r>
     </w:p>
     <w:p>
@@ -505,38 +483,17 @@
     </w:p>
     <w:p>
       <w:r>
-        <w:t xml:space="preserve">En electrónica el amperio es una unidad muy grande para las corrientes que normalmente hemos de controlar, por eso usamos una unidad más pequeña llamada miliamperio y que se representa </w:t>
-      </w:r>
-      <w:proofErr w:type="spellStart"/>
-      <w:r>
-        <w:t>mA</w:t>
-      </w:r>
-      <w:proofErr w:type="spellEnd"/>
-      <w:r>
-        <w:t>, que es su milésima parte.</w:t>
-      </w:r>
-    </w:p>
-    <w:p>
-      <w:r>
-        <w:t xml:space="preserve">1 A=1.000 </w:t>
-      </w:r>
-      <w:proofErr w:type="spellStart"/>
-      <w:r>
-        <w:t>mA</w:t>
-      </w:r>
-      <w:proofErr w:type="spellEnd"/>
-    </w:p>
-    <w:p>
-      <w:r>
-        <w:t xml:space="preserve">1 </w:t>
-      </w:r>
-      <w:proofErr w:type="spellStart"/>
-      <w:r>
-        <w:t>mA</w:t>
-      </w:r>
-      <w:proofErr w:type="spellEnd"/>
-      <w:r>
-        <w:t xml:space="preserve"> = 0,001 A</w:t>
+        <w:t>En electrónica el amperio es una unidad muy grande para las corrientes que normalmente hemos de controlar, por eso usamos una unidad más pequeña llamada miliamperio y que se representa mA, que es su milésima parte.</w:t>
+      </w:r>
+    </w:p>
+    <w:p>
+      <w:r>
+        <w:t>1 A=1.000 mA</w:t>
+      </w:r>
+    </w:p>
+    <w:p>
+      <w:r>
+        <w:t>1 mA = 0,001 A</w:t>
       </w:r>
     </w:p>
     <w:p>
@@ -546,33 +503,12 @@
     </w:p>
     <w:p>
       <w:r>
-        <w:t>(Culombios) Q =I (Amperios</w:t>
-      </w:r>
-      <w:proofErr w:type="gramStart"/>
-      <w:r>
-        <w:t>) .</w:t>
-      </w:r>
-      <w:proofErr w:type="gramEnd"/>
-      <w:r>
-        <w:t xml:space="preserve"> </w:t>
-      </w:r>
-      <w:proofErr w:type="gramStart"/>
-      <w:r>
-        <w:t>t</w:t>
-      </w:r>
-      <w:proofErr w:type="gramEnd"/>
-      <w:r>
-        <w:t xml:space="preserve"> (segundos)</w:t>
-      </w:r>
-    </w:p>
-    <w:p>
-      <w:proofErr w:type="gramStart"/>
-      <w:r>
-        <w:t>con</w:t>
-      </w:r>
-      <w:proofErr w:type="gramEnd"/>
-      <w:r>
-        <w:t xml:space="preserve"> la que se obtiene la cantidad de culombios que pasan por un conductor por el que circula una</w:t>
+        <w:t>(Culombios) Q =I (Amperios) . t (segundos)</w:t>
+      </w:r>
+    </w:p>
+    <w:p>
+      <w:r>
+        <w:t>con la que se obtiene la cantidad de culombios que pasan por un conductor por el que circula una</w:t>
       </w:r>
       <w:r>
         <w:t xml:space="preserve"> </w:t>
@@ -764,13 +700,8 @@
       </w:r>
       <w:r>
         <w:br/>
-        <w:t xml:space="preserve">Unidad de la resistencia: </w:t>
-      </w:r>
-      <w:proofErr w:type="gramStart"/>
-      <w:r>
-        <w:t>Ohm[</w:t>
-      </w:r>
-      <w:proofErr w:type="gramEnd"/>
+        <w:t>Unidad de la resistencia: Ohm[</w:t>
+      </w:r>
       <m:oMath>
         <m:r>
           <m:rPr>
@@ -1216,114 +1147,90 @@
     <w:p/>
     <w:p/>
     <w:p/>
+    <w:p/>
     <w:p>
       <w:pPr>
         <w:pStyle w:val="Ttulo1"/>
       </w:pPr>
       <w:r>
-        <w:t>Corriente Continua [CC]</w:t>
-      </w:r>
-    </w:p>
-    <w:p/>
-    <w:p>
-      <w:r>
-        <w:rPr>
-          <w:b/>
-          <w:sz w:val="24"/>
-        </w:rPr>
-        <w:t>La corriente continua es aquella corriente que se mantiene constante en el tiempo. No varía.</w:t>
-      </w:r>
-      <w:r>
-        <w:rPr>
-          <w:b/>
-          <w:sz w:val="24"/>
-        </w:rPr>
+        <w:t>Corriente Continua (CC)</w:t>
+      </w:r>
+    </w:p>
+    <w:p>
+      <w:pPr>
+        <w:pStyle w:val="NormalWeb"/>
+      </w:pPr>
+      <w:r>
+        <w:t>La corriente continua es aquella cuyo valor medio se mantiene constante en el tiempo.</w:t>
+      </w:r>
+      <w:r>
         <w:br/>
-      </w:r>
-      <w:r>
-        <w:t xml:space="preserve">En general también consideramos corriente continua a aquella corriente cuyo valor medio se mantiene siempre positiva o siempre positiva y cuya variación es insignificante con su valor medio. </w:t>
-      </w:r>
-    </w:p>
-    <w:p/>
-    <w:p>
-      <w:r>
-        <w:t xml:space="preserve">Un ejemplo de corriente continua es una pila. Una pila ofrece una tensión que prácticamente no disminuye en el tiempo, salvo que la pila se gaste lo que generalmente tarda al menos algunas horas como en la batería del celular. </w:t>
-      </w:r>
-      <w:r>
-        <w:t xml:space="preserve">Como no varía la corriente será continua. </w:t>
-      </w:r>
-    </w:p>
-    <w:p/>
-    <w:p>
-      <w:pPr>
-        <w:pStyle w:val="Ttulo1"/>
-      </w:pPr>
-      <w:r>
-        <w:t>Corriente Alterna (CA)</w:t>
-      </w:r>
-    </w:p>
-    <w:p/>
-    <w:p>
-      <w:r>
-        <w:t>En inglés es “</w:t>
-      </w:r>
-      <w:proofErr w:type="spellStart"/>
-      <w:r>
-        <w:t>Alternating</w:t>
-      </w:r>
-      <w:proofErr w:type="spellEnd"/>
-      <w:r>
-        <w:t xml:space="preserve"> </w:t>
-      </w:r>
-      <w:proofErr w:type="spellStart"/>
-      <w:r>
-        <w:t>Current</w:t>
-      </w:r>
-      <w:proofErr w:type="spellEnd"/>
-      <w:r>
-        <w:t xml:space="preserve">” y sus siglas son “AC”. </w:t>
-      </w:r>
-    </w:p>
-    <w:p/>
-    <w:p>
-      <w:pPr>
-        <w:rPr>
-          <w:b/>
-          <w:sz w:val="24"/>
-        </w:rPr>
-      </w:pPr>
-      <w:r>
-        <w:rPr>
-          <w:b/>
-          <w:sz w:val="24"/>
-        </w:rPr>
-        <w:t xml:space="preserve">La corriente alterna es toda corriente con claras variaciones en el tiempo. </w:t>
-      </w:r>
-    </w:p>
-    <w:p>
-      <w:r>
-        <w:t xml:space="preserve">Su frecuencia de variación sucede generalmente más de una vez por segundo. </w:t>
-      </w:r>
-    </w:p>
-    <w:p>
-      <w:r>
-        <w:t xml:space="preserve">Además lo común es que la corriente alterna no solo varíe en magnitud sino también en sentido. Siendo positiva en un instante y negativa en otro. </w:t>
-      </w:r>
-    </w:p>
-    <w:p/>
-    <w:p>
-      <w:r>
-        <w:t xml:space="preserve">Como ejemplo tenemos la corriente alterna que llega a los hogares argentinos, que tiene una frecuencia de 50 ciclos por segundo y una tensión eficaz de 220 Volt. Esto significa que la tensión es positiva y negativa 50 veces por segundo. Tensión de 220 Volt eficaz significa que para reemplazarla con una tensión de corriente continua necesitaríamos una pila de 220 Volt por ejemplo si queremos encender una lámpara </w:t>
-      </w:r>
-      <w:r>
-        <w:t>incandescente</w:t>
+        <w:t xml:space="preserve">Puede ser perfectamente constante o presentar pequeñas variaciones, pero </w:t>
+      </w:r>
+      <w:r>
+        <w:rPr>
+          <w:rStyle w:val="Textoennegrita"/>
+        </w:rPr>
+        <w:t>no cambia de signo</w:t>
+      </w:r>
+      <w:r>
+        <w:t>.</w:t>
       </w:r>
       <w:bookmarkStart w:id="0" w:name="_GoBack"/>
       <w:bookmarkEnd w:id="0"/>
-      <w:r>
-        <w:t xml:space="preserve">. </w:t>
-      </w:r>
-    </w:p>
+    </w:p>
+    <w:p>
+      <w:pPr>
+        <w:pStyle w:val="Ttulo1"/>
+      </w:pPr>
+      <w:r>
+        <w:lastRenderedPageBreak/>
+        <w:t>Corriente Alterna (CA)</w:t>
+      </w:r>
+    </w:p>
+    <w:p>
+      <w:pPr>
+        <w:pStyle w:val="NormalWeb"/>
+      </w:pPr>
+      <w:r>
+        <w:t xml:space="preserve">La corriente alterna es aquella corriente que </w:t>
+      </w:r>
+      <w:r>
+        <w:rPr>
+          <w:rStyle w:val="Textoennegrita"/>
+        </w:rPr>
+        <w:t>cambia de sentido periódicamente</w:t>
+      </w:r>
+      <w:r>
+        <w:t>, es decir, toma valores positivos y negativos a lo largo del tiempo.</w:t>
+      </w:r>
+    </w:p>
+    <w:p>
+      <w:pPr>
+        <w:pStyle w:val="NormalWeb"/>
+      </w:pPr>
+      <w:r>
+        <w:t xml:space="preserve">Aunque siempre varía en el tiempo, </w:t>
+      </w:r>
+      <w:r>
+        <w:rPr>
+          <w:rStyle w:val="Textoennegrita"/>
+        </w:rPr>
+        <w:t>no toda corriente variable es alterna</w:t>
+      </w:r>
+      <w:r>
+        <w:t>, ya que para ser alterna debe invertir su sentido.</w:t>
+      </w:r>
+    </w:p>
+    <w:p>
+      <w:pPr>
+        <w:pStyle w:val="NormalWeb"/>
+      </w:pPr>
+      <w:r>
+        <w:t>Un ejemplo es la red eléctrica domiciliaria en Argentina, que tiene una frecuencia de 50 Hz y una tensión eficaz de 220 V.</w:t>
+      </w:r>
+    </w:p>
+    <w:p/>
     <w:sectPr>
       <w:footerReference w:type="default" r:id="rId18"/>
       <w:pgSz w:w="11906" w:h="16838"/>
@@ -1370,6 +1277,7 @@
         <w:docPartUnique/>
       </w:docPartObj>
     </w:sdtPr>
+    <w:sdtEndPr/>
     <w:sdtContent>
       <w:p>
         <w:pPr>
@@ -1906,6 +1814,51 @@
       <w:szCs w:val="32"/>
     </w:rPr>
   </w:style>
+  <w:style w:type="paragraph" w:styleId="Ttulo2">
+    <w:name w:val="heading 2"/>
+    <w:basedOn w:val="Normal"/>
+    <w:next w:val="Normal"/>
+    <w:link w:val="Ttulo2Car"/>
+    <w:uiPriority w:val="9"/>
+    <w:unhideWhenUsed/>
+    <w:qFormat/>
+    <w:rsid w:val="00C61286"/>
+    <w:pPr>
+      <w:keepNext/>
+      <w:keepLines/>
+      <w:spacing w:before="40"/>
+      <w:outlineLvl w:val="1"/>
+    </w:pPr>
+    <w:rPr>
+      <w:rFonts w:asciiTheme="majorHAnsi" w:eastAsiaTheme="majorEastAsia" w:hAnsiTheme="majorHAnsi" w:cstheme="majorBidi"/>
+      <w:color w:val="2E74B5" w:themeColor="accent1" w:themeShade="BF"/>
+      <w:sz w:val="26"/>
+      <w:szCs w:val="26"/>
+    </w:rPr>
+  </w:style>
+  <w:style w:type="paragraph" w:styleId="Ttulo3">
+    <w:name w:val="heading 3"/>
+    <w:basedOn w:val="Normal"/>
+    <w:next w:val="Normal"/>
+    <w:link w:val="Ttulo3Car"/>
+    <w:uiPriority w:val="9"/>
+    <w:semiHidden/>
+    <w:unhideWhenUsed/>
+    <w:qFormat/>
+    <w:rsid w:val="00C61286"/>
+    <w:pPr>
+      <w:keepNext/>
+      <w:keepLines/>
+      <w:spacing w:before="40"/>
+      <w:outlineLvl w:val="2"/>
+    </w:pPr>
+    <w:rPr>
+      <w:rFonts w:asciiTheme="majorHAnsi" w:eastAsiaTheme="majorEastAsia" w:hAnsiTheme="majorHAnsi" w:cstheme="majorBidi"/>
+      <w:color w:val="1F4D78" w:themeColor="accent1" w:themeShade="7F"/>
+      <w:sz w:val="24"/>
+      <w:szCs w:val="24"/>
+    </w:rPr>
+  </w:style>
   <w:style w:type="character" w:default="1" w:styleId="Fuentedeprrafopredeter">
     <w:name w:val="Default Paragraph Font"/>
     <w:uiPriority w:val="1"/>
@@ -2106,6 +2059,60 @@
       <w:rFonts w:ascii="Segoe UI" w:hAnsi="Segoe UI" w:cs="Segoe UI"/>
       <w:sz w:val="18"/>
       <w:szCs w:val="18"/>
+    </w:rPr>
+  </w:style>
+  <w:style w:type="character" w:customStyle="1" w:styleId="Ttulo3Car">
+    <w:name w:val="Título 3 Car"/>
+    <w:basedOn w:val="Fuentedeprrafopredeter"/>
+    <w:link w:val="Ttulo3"/>
+    <w:uiPriority w:val="9"/>
+    <w:semiHidden/>
+    <w:rsid w:val="00C61286"/>
+    <w:rPr>
+      <w:rFonts w:asciiTheme="majorHAnsi" w:eastAsiaTheme="majorEastAsia" w:hAnsiTheme="majorHAnsi" w:cstheme="majorBidi"/>
+      <w:color w:val="1F4D78" w:themeColor="accent1" w:themeShade="7F"/>
+      <w:sz w:val="24"/>
+      <w:szCs w:val="24"/>
+    </w:rPr>
+  </w:style>
+  <w:style w:type="paragraph" w:styleId="NormalWeb">
+    <w:name w:val="Normal (Web)"/>
+    <w:basedOn w:val="Normal"/>
+    <w:uiPriority w:val="99"/>
+    <w:unhideWhenUsed/>
+    <w:rsid w:val="00C61286"/>
+    <w:pPr>
+      <w:spacing w:before="100" w:beforeAutospacing="1" w:after="100" w:afterAutospacing="1" w:line="240" w:lineRule="auto"/>
+    </w:pPr>
+    <w:rPr>
+      <w:rFonts w:ascii="Times New Roman" w:eastAsia="Times New Roman" w:hAnsi="Times New Roman" w:cs="Times New Roman"/>
+      <w:sz w:val="24"/>
+      <w:szCs w:val="24"/>
+      <w:lang w:eastAsia="es-AR"/>
+    </w:rPr>
+  </w:style>
+  <w:style w:type="character" w:styleId="Textoennegrita">
+    <w:name w:val="Strong"/>
+    <w:basedOn w:val="Fuentedeprrafopredeter"/>
+    <w:uiPriority w:val="22"/>
+    <w:qFormat/>
+    <w:rsid w:val="00C61286"/>
+    <w:rPr>
+      <w:b/>
+      <w:bCs/>
+    </w:rPr>
+  </w:style>
+  <w:style w:type="character" w:customStyle="1" w:styleId="Ttulo2Car">
+    <w:name w:val="Título 2 Car"/>
+    <w:basedOn w:val="Fuentedeprrafopredeter"/>
+    <w:link w:val="Ttulo2"/>
+    <w:uiPriority w:val="9"/>
+    <w:rsid w:val="00C61286"/>
+    <w:rPr>
+      <w:rFonts w:asciiTheme="majorHAnsi" w:eastAsiaTheme="majorEastAsia" w:hAnsiTheme="majorHAnsi" w:cstheme="majorBidi"/>
+      <w:color w:val="2E74B5" w:themeColor="accent1" w:themeShade="BF"/>
+      <w:sz w:val="26"/>
+      <w:szCs w:val="26"/>
     </w:rPr>
   </w:style>
 </w:styles>
